--- a/print/Shazeedas-Menu-Editable.docx
+++ b/print/Shazeedas-Menu-Editable.docx
@@ -2463,7 +2463,17 @@
       <w:r>
         <w:rPr>
           <w:rFonts w:eastAsia="Times New Roman"/>
+          <w:color w:val="241D13"/>
+          <w:sz w:val="21"/>
+          <w:szCs w:val="21"/>
         </w:rPr>
+        <w:br w:type="page"/>
+      </w:r>
+      <w:r>
+        <w:rPr>
+          <w:rFonts w:eastAsia="Times New Roman"/>
+        </w:rPr>
+        <w:lastRenderedPageBreak/>
         <w:t>Shazeeda's Brews &amp; Bites</w:t>
       </w:r>
     </w:p>
@@ -2965,7 +2975,6 @@
                 <w:sz w:val="21"/>
                 <w:szCs w:val="21"/>
               </w:rPr>
-              <w:lastRenderedPageBreak/>
               <w:t>Diamond Sparkling Water (355 ml)</w:t>
             </w:r>
           </w:p>
@@ -4919,7 +4928,7 @@
       <w:pPr>
         <w:spacing w:after="40"/>
         <w:outlineLvl w:val="3"/>
-        <w:divId w:val="1868176514"/>
+        <w:divId w:val="158160795"/>
         <w:rPr>
           <w:rFonts w:ascii="Georgia" w:eastAsia="Times New Roman" w:hAnsi="Georgia"/>
           <w:b/>
@@ -4948,7 +4957,7 @@
     <w:p>
       <w:pPr>
         <w:spacing w:after="20"/>
-        <w:divId w:val="1868176514"/>
+        <w:divId w:val="158160795"/>
         <w:rPr>
           <w:rFonts w:ascii="Georgia" w:hAnsi="Georgia"/>
           <w:color w:val="241D13"/>
@@ -4969,7 +4978,7 @@
     <w:p>
       <w:pPr>
         <w:spacing w:after="20"/>
-        <w:divId w:val="1868176514"/>
+        <w:divId w:val="158160795"/>
         <w:rPr>
           <w:rFonts w:ascii="Georgia" w:hAnsi="Georgia"/>
           <w:color w:val="241D13"/>
@@ -4990,7 +4999,7 @@
     <w:p>
       <w:pPr>
         <w:spacing w:after="20"/>
-        <w:divId w:val="1868176514"/>
+        <w:divId w:val="158160795"/>
         <w:rPr>
           <w:rFonts w:ascii="Georgia" w:hAnsi="Georgia"/>
           <w:color w:val="241D13"/>
@@ -5012,7 +5021,7 @@
       <w:pPr>
         <w:spacing w:before="200" w:after="40"/>
         <w:outlineLvl w:val="3"/>
-        <w:divId w:val="1868176514"/>
+        <w:divId w:val="158160795"/>
         <w:rPr>
           <w:rFonts w:ascii="Georgia" w:eastAsia="Times New Roman" w:hAnsi="Georgia"/>
           <w:b/>
@@ -5041,7 +5050,7 @@
     <w:p>
       <w:pPr>
         <w:spacing w:after="20"/>
-        <w:divId w:val="1868176514"/>
+        <w:divId w:val="158160795"/>
         <w:rPr>
           <w:rFonts w:ascii="Georgia" w:hAnsi="Georgia"/>
           <w:color w:val="241D13"/>
@@ -5063,7 +5072,7 @@
       <w:pPr>
         <w:pStyle w:val="fine1"/>
         <w:spacing w:before="120"/>
-        <w:divId w:val="1868176514"/>
+        <w:divId w:val="158160795"/>
         <w:rPr>
           <w:rFonts w:ascii="Georgia" w:hAnsi="Georgia"/>
         </w:rPr>
@@ -5078,7 +5087,7 @@
     <w:p>
       <w:pPr>
         <w:pStyle w:val="fine1"/>
-        <w:divId w:val="1868176514"/>
+        <w:divId w:val="158160795"/>
         <w:rPr>
           <w:rFonts w:ascii="Georgia" w:hAnsi="Georgia"/>
         </w:rPr>
@@ -5695,14 +5704,6 @@
       <w:szCs w:val="17"/>
     </w:rPr>
   </w:style>
-  <w:style w:type="paragraph" w:customStyle="1" w:styleId="pagebreak">
-    <w:name w:val="pagebreak"/>
-    <w:basedOn w:val="Normal"/>
-    <w:pPr>
-      <w:pageBreakBefore/>
-      <w:spacing w:before="100" w:beforeAutospacing="1" w:after="100" w:afterAutospacing="1"/>
-    </w:pPr>
-  </w:style>
   <w:style w:type="paragraph" w:customStyle="1" w:styleId="fine1">
     <w:name w:val="fine1"/>
     <w:basedOn w:val="Normal"/>

--- a/print/Shazeedas-Menu-Editable.docx
+++ b/print/Shazeedas-Menu-Editable.docx
@@ -108,7 +108,7 @@
                 <w:sz w:val="21"/>
                 <w:szCs w:val="21"/>
               </w:rPr>
-              <w:t>Coffee Black</w:t>
+              <w:t>Coffee (Black)</w:t>
             </w:r>
           </w:p>
         </w:tc>
@@ -2022,7 +2022,7 @@
                 <w:sz w:val="21"/>
                 <w:szCs w:val="21"/>
               </w:rPr>
-              <w:t>Popcorn (Regular)</w:t>
+              <w:t>Popcorn</w:t>
             </w:r>
           </w:p>
         </w:tc>
@@ -4928,7 +4928,7 @@
       <w:pPr>
         <w:spacing w:after="40"/>
         <w:outlineLvl w:val="3"/>
-        <w:divId w:val="158160795"/>
+        <w:divId w:val="195508964"/>
         <w:rPr>
           <w:rFonts w:ascii="Georgia" w:eastAsia="Times New Roman" w:hAnsi="Georgia"/>
           <w:b/>
@@ -4957,7 +4957,7 @@
     <w:p>
       <w:pPr>
         <w:spacing w:after="20"/>
-        <w:divId w:val="158160795"/>
+        <w:divId w:val="195508964"/>
         <w:rPr>
           <w:rFonts w:ascii="Georgia" w:hAnsi="Georgia"/>
           <w:color w:val="241D13"/>
@@ -4978,7 +4978,7 @@
     <w:p>
       <w:pPr>
         <w:spacing w:after="20"/>
-        <w:divId w:val="158160795"/>
+        <w:divId w:val="195508964"/>
         <w:rPr>
           <w:rFonts w:ascii="Georgia" w:hAnsi="Georgia"/>
           <w:color w:val="241D13"/>
@@ -4999,7 +4999,7 @@
     <w:p>
       <w:pPr>
         <w:spacing w:after="20"/>
-        <w:divId w:val="158160795"/>
+        <w:divId w:val="195508964"/>
         <w:rPr>
           <w:rFonts w:ascii="Georgia" w:hAnsi="Georgia"/>
           <w:color w:val="241D13"/>
@@ -5021,7 +5021,7 @@
       <w:pPr>
         <w:spacing w:before="200" w:after="40"/>
         <w:outlineLvl w:val="3"/>
-        <w:divId w:val="158160795"/>
+        <w:divId w:val="195508964"/>
         <w:rPr>
           <w:rFonts w:ascii="Georgia" w:eastAsia="Times New Roman" w:hAnsi="Georgia"/>
           <w:b/>
@@ -5050,7 +5050,7 @@
     <w:p>
       <w:pPr>
         <w:spacing w:after="20"/>
-        <w:divId w:val="158160795"/>
+        <w:divId w:val="195508964"/>
         <w:rPr>
           <w:rFonts w:ascii="Georgia" w:hAnsi="Georgia"/>
           <w:color w:val="241D13"/>
@@ -5072,7 +5072,7 @@
       <w:pPr>
         <w:pStyle w:val="fine1"/>
         <w:spacing w:before="120"/>
-        <w:divId w:val="158160795"/>
+        <w:divId w:val="195508964"/>
         <w:rPr>
           <w:rFonts w:ascii="Georgia" w:hAnsi="Georgia"/>
         </w:rPr>
@@ -5087,7 +5087,7 @@
     <w:p>
       <w:pPr>
         <w:pStyle w:val="fine1"/>
-        <w:divId w:val="158160795"/>
+        <w:divId w:val="195508964"/>
         <w:rPr>
           <w:rFonts w:ascii="Georgia" w:hAnsi="Georgia"/>
         </w:rPr>

--- a/print/Shazeedas-Menu-Editable.docx
+++ b/print/Shazeedas-Menu-Editable.docx
@@ -276,6 +276,90 @@
                 <w:sz w:val="21"/>
                 <w:szCs w:val="21"/>
               </w:rPr>
+              <w:t>Bagel with Cream Cheese</w:t>
+            </w:r>
+          </w:p>
+        </w:tc>
+        <w:tc>
+          <w:tcPr>
+            <w:tcW w:w="0" w:type="auto"/>
+            <w:tcBorders>
+              <w:top w:val="nil"/>
+              <w:left w:val="nil"/>
+              <w:bottom w:val="nil"/>
+              <w:right w:val="nil"/>
+            </w:tcBorders>
+            <w:noWrap/>
+            <w:tcMar>
+              <w:top w:w="30" w:type="dxa"/>
+              <w:left w:w="0" w:type="dxa"/>
+              <w:bottom w:w="30" w:type="dxa"/>
+              <w:right w:w="0" w:type="dxa"/>
+            </w:tcMar>
+            <w:vAlign w:val="bottom"/>
+            <w:hideMark/>
+          </w:tcPr>
+          <w:p>
+            <w:pPr>
+              <w:jc w:val="right"/>
+              <w:rPr>
+                <w:rFonts w:ascii="Georgia" w:eastAsia="Times New Roman" w:hAnsi="Georgia"/>
+                <w:b/>
+                <w:bCs/>
+                <w:color w:val="8A6412"/>
+                <w:sz w:val="21"/>
+                <w:szCs w:val="21"/>
+              </w:rPr>
+            </w:pPr>
+            <w:r>
+              <w:rPr>
+                <w:rFonts w:ascii="Georgia" w:eastAsia="Times New Roman" w:hAnsi="Georgia"/>
+                <w:b/>
+                <w:bCs/>
+                <w:color w:val="8A6412"/>
+                <w:sz w:val="21"/>
+                <w:szCs w:val="21"/>
+              </w:rPr>
+              <w:t>$400</w:t>
+            </w:r>
+          </w:p>
+        </w:tc>
+      </w:tr>
+      <w:tr>
+        <w:tc>
+          <w:tcPr>
+            <w:tcW w:w="0" w:type="auto"/>
+            <w:tcBorders>
+              <w:top w:val="nil"/>
+              <w:left w:val="nil"/>
+              <w:bottom w:val="nil"/>
+              <w:right w:val="nil"/>
+            </w:tcBorders>
+            <w:tcMar>
+              <w:top w:w="30" w:type="dxa"/>
+              <w:left w:w="0" w:type="dxa"/>
+              <w:bottom w:w="30" w:type="dxa"/>
+              <w:right w:w="0" w:type="dxa"/>
+            </w:tcMar>
+            <w:vAlign w:val="bottom"/>
+            <w:hideMark/>
+          </w:tcPr>
+          <w:p>
+            <w:pPr>
+              <w:rPr>
+                <w:rFonts w:ascii="Georgia" w:eastAsia="Times New Roman" w:hAnsi="Georgia"/>
+                <w:color w:val="241D13"/>
+                <w:sz w:val="21"/>
+                <w:szCs w:val="21"/>
+              </w:rPr>
+            </w:pPr>
+            <w:r>
+              <w:rPr>
+                <w:rFonts w:ascii="Georgia" w:eastAsia="Times New Roman" w:hAnsi="Georgia"/>
+                <w:color w:val="241D13"/>
+                <w:sz w:val="21"/>
+                <w:szCs w:val="21"/>
+              </w:rPr>
               <w:t>Waffle with Scrambled Egg</w:t>
             </w:r>
           </w:p>
@@ -4928,7 +5012,7 @@
       <w:pPr>
         <w:spacing w:after="40"/>
         <w:outlineLvl w:val="3"/>
-        <w:divId w:val="195508964"/>
+        <w:divId w:val="1598174707"/>
         <w:rPr>
           <w:rFonts w:ascii="Georgia" w:eastAsia="Times New Roman" w:hAnsi="Georgia"/>
           <w:b/>
@@ -4957,7 +5041,7 @@
     <w:p>
       <w:pPr>
         <w:spacing w:after="20"/>
-        <w:divId w:val="195508964"/>
+        <w:divId w:val="1598174707"/>
         <w:rPr>
           <w:rFonts w:ascii="Georgia" w:hAnsi="Georgia"/>
           <w:color w:val="241D13"/>
@@ -4978,7 +5062,7 @@
     <w:p>
       <w:pPr>
         <w:spacing w:after="20"/>
-        <w:divId w:val="195508964"/>
+        <w:divId w:val="1598174707"/>
         <w:rPr>
           <w:rFonts w:ascii="Georgia" w:hAnsi="Georgia"/>
           <w:color w:val="241D13"/>
@@ -4999,7 +5083,7 @@
     <w:p>
       <w:pPr>
         <w:spacing w:after="20"/>
-        <w:divId w:val="195508964"/>
+        <w:divId w:val="1598174707"/>
         <w:rPr>
           <w:rFonts w:ascii="Georgia" w:hAnsi="Georgia"/>
           <w:color w:val="241D13"/>
@@ -5021,7 +5105,7 @@
       <w:pPr>
         <w:spacing w:before="200" w:after="40"/>
         <w:outlineLvl w:val="3"/>
-        <w:divId w:val="195508964"/>
+        <w:divId w:val="1598174707"/>
         <w:rPr>
           <w:rFonts w:ascii="Georgia" w:eastAsia="Times New Roman" w:hAnsi="Georgia"/>
           <w:b/>
@@ -5050,7 +5134,7 @@
     <w:p>
       <w:pPr>
         <w:spacing w:after="20"/>
-        <w:divId w:val="195508964"/>
+        <w:divId w:val="1598174707"/>
         <w:rPr>
           <w:rFonts w:ascii="Georgia" w:hAnsi="Georgia"/>
           <w:color w:val="241D13"/>
@@ -5072,7 +5156,7 @@
       <w:pPr>
         <w:pStyle w:val="fine1"/>
         <w:spacing w:before="120"/>
-        <w:divId w:val="195508964"/>
+        <w:divId w:val="1598174707"/>
         <w:rPr>
           <w:rFonts w:ascii="Georgia" w:hAnsi="Georgia"/>
         </w:rPr>
@@ -5087,7 +5171,7 @@
     <w:p>
       <w:pPr>
         <w:pStyle w:val="fine1"/>
-        <w:divId w:val="195508964"/>
+        <w:divId w:val="1598174707"/>
         <w:rPr>
           <w:rFonts w:ascii="Georgia" w:hAnsi="Georgia"/>
         </w:rPr>

--- a/print/Shazeedas-Menu-Editable.docx
+++ b/print/Shazeedas-Menu-Editable.docx
@@ -1283,51 +1283,6 @@
         <w:tc>
           <w:tcPr>
             <w:tcW w:w="0" w:type="auto"/>
-            <w:gridSpan w:val="2"/>
-            <w:tcBorders>
-              <w:top w:val="nil"/>
-              <w:left w:val="nil"/>
-              <w:bottom w:val="nil"/>
-              <w:right w:val="nil"/>
-            </w:tcBorders>
-            <w:tcMar>
-              <w:top w:w="0" w:type="dxa"/>
-              <w:left w:w="0" w:type="dxa"/>
-              <w:bottom w:w="40" w:type="dxa"/>
-              <w:right w:w="0" w:type="dxa"/>
-            </w:tcMar>
-            <w:vAlign w:val="bottom"/>
-            <w:hideMark/>
-          </w:tcPr>
-          <w:p>
-            <w:pPr>
-              <w:rPr>
-                <w:rFonts w:ascii="Georgia" w:eastAsia="Times New Roman" w:hAnsi="Georgia"/>
-                <w:i/>
-                <w:iCs/>
-                <w:color w:val="6B5A3E"/>
-                <w:sz w:val="17"/>
-                <w:szCs w:val="17"/>
-              </w:rPr>
-            </w:pPr>
-            <w:r>
-              <w:rPr>
-                <w:rFonts w:ascii="Georgia" w:eastAsia="Times New Roman" w:hAnsi="Georgia"/>
-                <w:i/>
-                <w:iCs/>
-                <w:color w:val="6B5A3E"/>
-                <w:sz w:val="17"/>
-                <w:szCs w:val="17"/>
-              </w:rPr>
-              <w:t>With chicken breast or mince.</w:t>
-            </w:r>
-          </w:p>
-        </w:tc>
-      </w:tr>
-      <w:tr>
-        <w:tc>
-          <w:tcPr>
-            <w:tcW w:w="0" w:type="auto"/>
             <w:tcBorders>
               <w:top w:val="nil"/>
               <w:left w:val="nil"/>
@@ -2151,51 +2106,6 @@
                 <w:szCs w:val="21"/>
               </w:rPr>
               <w:t>$600</w:t>
-            </w:r>
-          </w:p>
-        </w:tc>
-      </w:tr>
-      <w:tr>
-        <w:tc>
-          <w:tcPr>
-            <w:tcW w:w="0" w:type="auto"/>
-            <w:gridSpan w:val="2"/>
-            <w:tcBorders>
-              <w:top w:val="nil"/>
-              <w:left w:val="nil"/>
-              <w:bottom w:val="nil"/>
-              <w:right w:val="nil"/>
-            </w:tcBorders>
-            <w:tcMar>
-              <w:top w:w="0" w:type="dxa"/>
-              <w:left w:w="0" w:type="dxa"/>
-              <w:bottom w:w="40" w:type="dxa"/>
-              <w:right w:w="0" w:type="dxa"/>
-            </w:tcMar>
-            <w:vAlign w:val="bottom"/>
-            <w:hideMark/>
-          </w:tcPr>
-          <w:p>
-            <w:pPr>
-              <w:rPr>
-                <w:rFonts w:ascii="Georgia" w:eastAsia="Times New Roman" w:hAnsi="Georgia"/>
-                <w:i/>
-                <w:iCs/>
-                <w:color w:val="6B5A3E"/>
-                <w:sz w:val="17"/>
-                <w:szCs w:val="17"/>
-              </w:rPr>
-            </w:pPr>
-            <w:r>
-              <w:rPr>
-                <w:rFonts w:ascii="Georgia" w:eastAsia="Times New Roman" w:hAnsi="Georgia"/>
-                <w:i/>
-                <w:iCs/>
-                <w:color w:val="6B5A3E"/>
-                <w:sz w:val="17"/>
-                <w:szCs w:val="17"/>
-              </w:rPr>
-              <w:t>With available toppings.</w:t>
             </w:r>
           </w:p>
         </w:tc>
@@ -5002,7 +4912,7 @@
                 <w:sz w:val="17"/>
                 <w:szCs w:val="17"/>
               </w:rPr>
-              <w:t>Chocolate or vanilla, with available toppings and sauces.</w:t>
+              <w:t>Chocolate or vanilla.</w:t>
             </w:r>
           </w:p>
         </w:tc>
@@ -5012,7 +4922,7 @@
       <w:pPr>
         <w:spacing w:after="40"/>
         <w:outlineLvl w:val="3"/>
-        <w:divId w:val="1598174707"/>
+        <w:divId w:val="195122156"/>
         <w:rPr>
           <w:rFonts w:ascii="Georgia" w:eastAsia="Times New Roman" w:hAnsi="Georgia"/>
           <w:b/>
@@ -5041,7 +4951,7 @@
     <w:p>
       <w:pPr>
         <w:spacing w:after="20"/>
-        <w:divId w:val="1598174707"/>
+        <w:divId w:val="195122156"/>
         <w:rPr>
           <w:rFonts w:ascii="Georgia" w:hAnsi="Georgia"/>
           <w:color w:val="241D13"/>
@@ -5062,7 +4972,7 @@
     <w:p>
       <w:pPr>
         <w:spacing w:after="20"/>
-        <w:divId w:val="1598174707"/>
+        <w:divId w:val="195122156"/>
         <w:rPr>
           <w:rFonts w:ascii="Georgia" w:hAnsi="Georgia"/>
           <w:color w:val="241D13"/>
@@ -5083,7 +4993,7 @@
     <w:p>
       <w:pPr>
         <w:spacing w:after="20"/>
-        <w:divId w:val="1598174707"/>
+        <w:divId w:val="195122156"/>
         <w:rPr>
           <w:rFonts w:ascii="Georgia" w:hAnsi="Georgia"/>
           <w:color w:val="241D13"/>
@@ -5105,7 +5015,7 @@
       <w:pPr>
         <w:spacing w:before="200" w:after="40"/>
         <w:outlineLvl w:val="3"/>
-        <w:divId w:val="1598174707"/>
+        <w:divId w:val="195122156"/>
         <w:rPr>
           <w:rFonts w:ascii="Georgia" w:eastAsia="Times New Roman" w:hAnsi="Georgia"/>
           <w:b/>
@@ -5134,7 +5044,7 @@
     <w:p>
       <w:pPr>
         <w:spacing w:after="20"/>
-        <w:divId w:val="1598174707"/>
+        <w:divId w:val="195122156"/>
         <w:rPr>
           <w:rFonts w:ascii="Georgia" w:hAnsi="Georgia"/>
           <w:color w:val="241D13"/>
@@ -5156,7 +5066,7 @@
       <w:pPr>
         <w:pStyle w:val="fine1"/>
         <w:spacing w:before="120"/>
-        <w:divId w:val="1598174707"/>
+        <w:divId w:val="195122156"/>
         <w:rPr>
           <w:rFonts w:ascii="Georgia" w:hAnsi="Georgia"/>
         </w:rPr>
@@ -5171,7 +5081,7 @@
     <w:p>
       <w:pPr>
         <w:pStyle w:val="fine1"/>
-        <w:divId w:val="1598174707"/>
+        <w:divId w:val="195122156"/>
         <w:rPr>
           <w:rFonts w:ascii="Georgia" w:hAnsi="Georgia"/>
         </w:rPr>

--- a/print/Shazeedas-Menu-Editable.docx
+++ b/print/Shazeedas-Menu-Editable.docx
@@ -4912,7 +4912,7 @@
                 <w:sz w:val="17"/>
                 <w:szCs w:val="17"/>
               </w:rPr>
-              <w:t>Chocolate or vanilla.</w:t>
+              <w:t>Chocolate or Vanilla</w:t>
             </w:r>
           </w:p>
         </w:tc>
@@ -4922,7 +4922,7 @@
       <w:pPr>
         <w:spacing w:after="40"/>
         <w:outlineLvl w:val="3"/>
-        <w:divId w:val="195122156"/>
+        <w:divId w:val="1428231209"/>
         <w:rPr>
           <w:rFonts w:ascii="Georgia" w:eastAsia="Times New Roman" w:hAnsi="Georgia"/>
           <w:b/>
@@ -4951,7 +4951,7 @@
     <w:p>
       <w:pPr>
         <w:spacing w:after="20"/>
-        <w:divId w:val="195122156"/>
+        <w:divId w:val="1428231209"/>
         <w:rPr>
           <w:rFonts w:ascii="Georgia" w:hAnsi="Georgia"/>
           <w:color w:val="241D13"/>
@@ -4972,7 +4972,7 @@
     <w:p>
       <w:pPr>
         <w:spacing w:after="20"/>
-        <w:divId w:val="195122156"/>
+        <w:divId w:val="1428231209"/>
         <w:rPr>
           <w:rFonts w:ascii="Georgia" w:hAnsi="Georgia"/>
           <w:color w:val="241D13"/>
@@ -4993,7 +4993,7 @@
     <w:p>
       <w:pPr>
         <w:spacing w:after="20"/>
-        <w:divId w:val="195122156"/>
+        <w:divId w:val="1428231209"/>
         <w:rPr>
           <w:rFonts w:ascii="Georgia" w:hAnsi="Georgia"/>
           <w:color w:val="241D13"/>
@@ -5015,7 +5015,7 @@
       <w:pPr>
         <w:spacing w:before="200" w:after="40"/>
         <w:outlineLvl w:val="3"/>
-        <w:divId w:val="195122156"/>
+        <w:divId w:val="1428231209"/>
         <w:rPr>
           <w:rFonts w:ascii="Georgia" w:eastAsia="Times New Roman" w:hAnsi="Georgia"/>
           <w:b/>
@@ -5044,7 +5044,7 @@
     <w:p>
       <w:pPr>
         <w:spacing w:after="20"/>
-        <w:divId w:val="195122156"/>
+        <w:divId w:val="1428231209"/>
         <w:rPr>
           <w:rFonts w:ascii="Georgia" w:hAnsi="Georgia"/>
           <w:color w:val="241D13"/>
@@ -5066,7 +5066,7 @@
       <w:pPr>
         <w:pStyle w:val="fine1"/>
         <w:spacing w:before="120"/>
-        <w:divId w:val="195122156"/>
+        <w:divId w:val="1428231209"/>
         <w:rPr>
           <w:rFonts w:ascii="Georgia" w:hAnsi="Georgia"/>
         </w:rPr>
@@ -5081,7 +5081,7 @@
     <w:p>
       <w:pPr>
         <w:pStyle w:val="fine1"/>
-        <w:divId w:val="195122156"/>
+        <w:divId w:val="1428231209"/>
         <w:rPr>
           <w:rFonts w:ascii="Georgia" w:hAnsi="Georgia"/>
         </w:rPr>
